--- a/en/wisdom-stories/what-it-means-to-be-late.docx
+++ b/en/wisdom-stories/what-it-means-to-be-late.docx
@@ -4,134 +4,70 @@
   <w:body>
     <w:p>
       <w:pPr>
-        <w:spacing w:before="0" w:after="60"/>
-        <w:jc w:val="left"/>
+        <w:pStyle w:val="Title"/>
       </w:pPr>
       <w:r>
-        <w:rPr>
-          <w:rFonts w:ascii="Arial" w:hAnsi="Arial" w:eastAsia="Arial"/>
-          <w:i w:val="0"/>
-          <w:color w:val="000000"/>
-          <w:sz w:val="52"/>
-        </w:rPr>
-        <w:t>What does it mean to be late?</w:t>
+        <w:t>Before It Is Too Late</w:t>
+      </w:r>
+    </w:p>
+    <w:p>
+      <w:pPr/>
+      <w:r>
+        <w:t>Sometimes being late means more than missing an appointment. It means missing a chance to do what matters in a relationship.</w:t>
+      </w:r>
+    </w:p>
+    <w:p>
+      <w:pPr/>
+      <w:r>
+        <w:t>Expressing love, accepting affection, forgiving someone, or offering an apology all matter while there is still time.</w:t>
+      </w:r>
+    </w:p>
+    <w:p>
+      <w:pPr/>
+      <w:r>
+        <w:t>We all make mistakes. What matters is acknowledging them, making amends, and not delaying the words that need to be said. Life is short.</w:t>
       </w:r>
     </w:p>
     <w:p>
       <w:pPr>
-        <w:jc w:val="left"/>
+        <w:keepNext/>
+        <w:spacing w:after="80"/>
       </w:pPr>
       <w:r>
-        <w:rPr>
-          <w:rFonts w:ascii="Arial" w:hAnsi="Arial" w:eastAsia="Arial"/>
-          <w:i w:val="0"/>
-          <w:color w:val="000000"/>
-          <w:sz w:val="22"/>
-        </w:rPr>
-        <w:t>Being late means not being able to do something, an action on time. Especially in our relationships and behavior with the people around us.</w:t>
+        <w:t>Let us live with more reasons to say “I’m glad I did” and fewer reasons to say “If only.”</w:t>
       </w:r>
     </w:p>
     <w:p>
       <w:pPr>
-        <w:jc w:val="left"/>
+        <w:keepNext/>
+        <w:keepLines/>
+        <w:spacing w:before="160"/>
       </w:pPr>
       <w:r>
         <w:rPr>
-          <w:rFonts w:ascii="Arial" w:hAnsi="Arial" w:eastAsia="Arial"/>
-          <w:i w:val="0"/>
-          <w:color w:val="000000"/>
-          <w:sz w:val="22"/>
+          <w:b/>
         </w:rPr>
-        <w:t>Expressing our love to someone, receiving our share of love from someone, forgiving those who have broken our hearts, apologizing for those we have hurt is valuable and beautiful when it is in time.</w:t>
+        <w:t>Moral:</w:t>
+      </w:r>
+      <w:r>
+        <w:t xml:space="preserve"> Expressing love, forgiving, and apologizing on time is beautiful. Life is short - let us not postpone the affairs of the heart.</w:t>
       </w:r>
     </w:p>
     <w:p>
       <w:pPr>
-        <w:jc w:val="left"/>
+        <w:spacing w:after="80"/>
       </w:pPr>
       <w:r>
         <w:rPr>
-          <w:rFonts w:ascii="Arial" w:hAnsi="Arial" w:eastAsia="Arial"/>
-          <w:i w:val="0"/>
-          <w:color w:val="000000"/>
-          <w:sz w:val="22"/>
+          <w:i/>
+          <w:sz w:val="18"/>
         </w:rPr>
-        <w:t>We are human beings. Each of us can make a mistake or act wrongly at any time. The important thing is not to delay in admitting and correcting the mistake we made, apologizing, and making amends. Life is short.</w:t>
-      </w:r>
-    </w:p>
-    <w:p>
-      <w:pPr>
-        <w:jc w:val="left"/>
-      </w:pPr>
-      <w:r>
-        <w:rPr>
-          <w:rFonts w:ascii="Arial" w:hAnsi="Arial" w:eastAsia="Arial"/>
-          <w:i w:val="0"/>
-          <w:color w:val="000000"/>
-          <w:sz w:val="22"/>
-        </w:rPr>
-        <w:t>Let us not delay so that we can live a life full of justice and happiness, where there are no "wishes" and many "good things".</w:t>
-      </w:r>
-    </w:p>
-    <w:p>
-      <w:pPr>
-        <w:pStyle w:val="Moral"/>
-        <w:keepNext/>
-        <w:keepLines/>
-        <w:widowControl/>
-        <w:spacing w:before="240" w:after="180" w:line="283" w:lineRule="auto"/>
-        <w:ind w:left="240" w:right="240"/>
-        <w:jc w:val="left"/>
-        <w:pBdr>
-          <w:top w:val="single" w:sz="8" w:space="7" w:color="E8D59A"/>
-          <w:left w:val="single" w:sz="32" w:space="11" w:color="C6A23A"/>
-          <w:bottom w:val="single" w:sz="8" w:space="7" w:color="E8D59A"/>
-          <w:right w:val="single" w:sz="8" w:space="11" w:color="E8D59A"/>
-        </w:pBdr>
-        <w:shd w:val="clear" w:color="auto" w:fill="FFF8E1"/>
-      </w:pPr>
-      <w:r>
-        <w:rPr>
-          <w:rFonts w:ascii="Arial" w:hAnsi="Arial" w:eastAsia="Arial" w:cs="Arial"/>
-          <w:b/>
-          <w:i w:val="0"/>
-          <w:color w:val="9A7417"/>
-          <w:sz w:val="22"/>
-        </w:rPr>
-        <w:t xml:space="preserve">Moral: </w:t>
-      </w:r>
-      <w:r>
-        <w:rPr>
-          <w:rFonts w:ascii="Arial" w:hAnsi="Arial" w:eastAsia="Arial" w:cs="Arial"/>
-          <w:b w:val="0"/>
-          <w:i w:val="0"/>
-          <w:color w:val="3F3826"/>
-          <w:sz w:val="22"/>
-        </w:rPr>
-        <w:t>Expressing love, forgiving, and apologizing on time is beautiful. Life is short - let us not postpone the affairs of the heart.</w:t>
-      </w:r>
-    </w:p>
-    <w:p>
-      <w:pPr>
-        <w:keepLines/>
-        <w:widowControl/>
-        <w:spacing w:before="60" w:after="0" w:line="240" w:lineRule="auto"/>
-        <w:jc w:val="right"/>
-      </w:pPr>
-      <w:r>
-        <w:rPr>
-          <w:rFonts w:ascii="Arial" w:hAnsi="Arial" w:eastAsia="Arial" w:cs="Arial"/>
-          <w:b w:val="0"/>
-          <w:i/>
-          <w:color w:val="8A7950"/>
-          <w:sz w:val="17"/>
-        </w:rPr>
-        <w:t>The story was obtained from open Internet sources.</w:t>
+        <w:t>Source: Publicly available internet sources.</w:t>
       </w:r>
     </w:p>
     <w:sectPr>
       <w:pgSz w:w="12240" w:h="15840"/>
-      <w:pgMar w:top="1440" w:right="1440" w:bottom="1440" w:left="1440" w:header="708" w:footer="708" w:gutter="0"/>
+      <w:pgMar w:top="1080" w:right="1224" w:bottom="1080" w:left="1224" w:header="720" w:footer="720" w:gutter="0"/>
       <w:cols w:space="720"/>
       <w:docGrid w:linePitch="360"/>
     </w:sectPr>
@@ -503,12 +439,14 @@
     <w:qFormat/>
     <w:rsid w:val="00FC693F"/>
     <w:pPr>
-      <w:spacing w:before="0" w:after="160" w:line="276" w:lineRule="auto"/>
+      <w:widowControl/>
+      <w:spacing w:after="120" w:line="259" w:lineRule="auto"/>
     </w:pPr>
     <w:rPr>
-      <w:rFonts w:ascii="Arial" w:hAnsi="Arial" w:eastAsia="Arial"/>
+      <w:rFonts w:ascii="Arial" w:hAnsi="Arial"/>
       <w:color w:val="000000"/>
       <w:sz w:val="22"/>
+      <w:lang w:val="en-US"/>
     </w:rPr>
   </w:style>
   <w:style w:type="paragraph" w:styleId="Header">
@@ -852,18 +790,17 @@
     <w:qFormat/>
     <w:rsid w:val="00FC693F"/>
     <w:pPr>
-      <w:pBdr>
-        <w:bottom w:val="single" w:sz="8" w:space="4" w:color="4F81BD" w:themeColor="accent1"/>
-      </w:pBdr>
-      <w:spacing w:after="300" w:line="240" w:lineRule="auto"/>
+      <w:keepNext/>
+      <w:spacing w:after="280" w:line="240" w:lineRule="auto"/>
       <w:contextualSpacing/>
     </w:pPr>
     <w:rPr>
-      <w:rFonts w:asciiTheme="majorHAnsi" w:eastAsiaTheme="majorEastAsia" w:hAnsiTheme="majorHAnsi" w:cstheme="majorBidi"/>
-      <w:color w:val="17365D" w:themeColor="text2" w:themeShade="BF"/>
+      <w:rFonts w:asciiTheme="majorHAnsi" w:eastAsiaTheme="majorEastAsia" w:hAnsiTheme="majorHAnsi" w:cstheme="majorBidi" w:ascii="Arial" w:hAnsi="Arial"/>
+      <w:b/>
+      <w:color w:val="000000"/>
       <w:spacing w:val="5"/>
       <w:kern w:val="28"/>
-      <w:sz w:val="52"/>
+      <w:sz w:val="34"/>
       <w:szCs w:val="52"/>
     </w:rPr>
   </w:style>
@@ -1339,9 +1276,6 @@
     <w:qFormat/>
     <w:rsid w:val="00FC693F"/>
     <w:pPr>
-      <w:pBdr>
-        <w:bottom w:val="single" w:sz="4" w:space="4" w:color="4F81BD" w:themeColor="accent1"/>
-      </w:pBdr>
       <w:spacing w:before="200" w:after="280"/>
       <w:ind w:left="936" w:right="936"/>
     </w:pPr>
@@ -12192,18 +12126,6 @@
         <w:shd w:val="clear" w:color="auto" w:fill="FBCAA2" w:themeFill="accent6" w:themeFillTint="7F"/>
       </w:tcPr>
     </w:tblStylePr>
-  </w:style>
-  <w:style w:type="paragraph" w:customStyle="1" w:styleId="Moral">
-    <w:name w:val="Moral"/>
-    <w:basedOn w:val="Normal"/>
-    <w:pPr>
-      <w:spacing w:before="160" w:after="0" w:line="276" w:lineRule="auto"/>
-    </w:pPr>
-    <w:rPr>
-      <w:rFonts w:ascii="Arial" w:hAnsi="Arial" w:eastAsia="Arial"/>
-      <w:i/>
-      <w:sz w:val="22"/>
-    </w:rPr>
   </w:style>
 </w:styles>
 </file>

--- a/en/wisdom-stories/what-it-means-to-be-late.docx
+++ b/en/wisdom-stories/what-it-means-to-be-late.docx
@@ -7,13 +7,13 @@
         <w:pStyle w:val="Title"/>
       </w:pPr>
       <w:r>
-        <w:t>Before It Is Too Late</w:t>
+        <w:t>What Does It Mean to Be Late?</w:t>
       </w:r>
     </w:p>
     <w:p>
       <w:pPr/>
       <w:r>
-        <w:t>Sometimes being late means more than missing an appointment. It means missing a chance to do what matters in a relationship.</w:t>
+        <w:t>Being late means not doing something on time. In our dealings with people, being late can cost even more.</w:t>
       </w:r>
     </w:p>
     <w:p>
@@ -25,7 +25,7 @@
     <w:p>
       <w:pPr/>
       <w:r>
-        <w:t>We all make mistakes. What matters is acknowledging them, making amends, and not delaying the words that need to be said. Life is short.</w:t>
+        <w:t>We all make mistakes. What matters is that we not be late to admit and correct our mistake, to apologize, and to make peace. Life is short.</w:t>
       </w:r>
     </w:p>
     <w:p>
@@ -34,7 +34,7 @@
         <w:spacing w:after="80"/>
       </w:pPr>
       <w:r>
-        <w:t>Let us live with more reasons to say “I’m glad I did” and fewer reasons to say “If only.”</w:t>
+        <w:t>Let us not be late, so that we may live a just life full of happiness, with no “if only”s and many “how good that”s.</w:t>
       </w:r>
     </w:p>
     <w:p>
@@ -47,11 +47,9 @@
         <w:rPr>
           <w:b/>
         </w:rPr>
-        <w:t>Moral:</w:t>
+        <w:t>Moral: Expressing love, forgiving, and apologizing on time is beautiful. Life is short - let us not postpone the affairs of the heart.</w:t>
       </w:r>
-      <w:r>
-        <w:t xml:space="preserve"> Expressing love, forgiving, and apologizing on time is beautiful. Life is short - let us not postpone the affairs of the heart.</w:t>
-      </w:r>
+      <w:r/>
     </w:p>
     <w:p>
       <w:pPr>
@@ -62,7 +60,7 @@
           <w:i/>
           <w:sz w:val="18"/>
         </w:rPr>
-        <w:t>Source: Publicly available internet sources.</w:t>
+        <w:t>Stories are taken from open Internet sources; illustrations were created with AI.</w:t>
       </w:r>
     </w:p>
     <w:sectPr>
